--- a/assets/downloads/simulation-9/presimulation-activity-2-condition-template.docx
+++ b/assets/downloads/simulation-9/presimulation-activity-2-condition-template.docx
@@ -1,26 +1,21 @@
 
 <file path=word/document.xml><?xml version="1.0" encoding="utf-8"?>
-<w:document xmlns:wpc="http://schemas.microsoft.com/office/word/2010/wordprocessingCanvas" xmlns:cx="http://schemas.microsoft.com/office/drawing/2014/chartex" xmlns:cx1="http://schemas.microsoft.com/office/drawing/2015/9/8/chartex" xmlns:cx2="http://schemas.microsoft.com/office/drawing/2015/10/21/chartex" xmlns:cx3="http://schemas.microsoft.com/office/drawing/2016/5/9/chartex" xmlns:cx4="http://schemas.microsoft.com/office/drawing/2016/5/10/chartex" xmlns:cx5="http://schemas.microsoft.com/office/drawing/2016/5/11/chartex" xmlns:cx6="http://schemas.microsoft.com/office/drawing/2016/5/12/chartex" xmlns:cx7="http://schemas.microsoft.com/office/drawing/2016/5/13/chartex" xmlns:cx8="http://schemas.microsoft.com/office/drawing/2016/5/14/chartex" xmlns:mc="http://schemas.openxmlformats.org/markup-compatibility/2006" xmlns:aink="http://schemas.microsoft.com/office/drawing/2016/ink" xmlns:am3d="http://schemas.microsoft.com/office/drawing/2017/model3d" xmlns:o="urn:schemas-microsoft-com:office:office" xmlns:oel="http://schemas.microsoft.com/office/2019/extlst" xmlns:r="http://schemas.openxmlformats.org/officeDocument/2006/relationships" xmlns:m="http://schemas.openxmlformats.org/officeDocument/2006/math" xmlns:v="urn:schemas-microsoft-com:vml" xmlns:wp14="http://schemas.microsoft.com/office/word/2010/wordprocessingDrawing" xmlns:wp="http://schemas.openxmlformats.org/drawingml/2006/wordprocessingDrawing" xmlns:w10="urn:schemas-microsoft-com:office:word" xmlns:w="http://schemas.openxmlformats.org/wordprocessingml/2006/main" xmlns:w14="http://schemas.microsoft.com/office/word/2010/wordml" xmlns:w15="http://schemas.microsoft.com/office/word/2012/wordml" xmlns:w16cex="http://schemas.microsoft.com/office/word/2018/wordml/cex" xmlns:w16cid="http://schemas.microsoft.com/office/word/2016/wordml/cid" xmlns:w16="http://schemas.microsoft.com/office/word/2018/wordml" xmlns:w16du="http://schemas.microsoft.com/office/word/2023/wordml/word16du" xmlns:w16sdtdh="http://schemas.microsoft.com/office/word/2020/wordml/sdtdatahash" xmlns:w16sdtfl="http://schemas.microsoft.com/office/word/2024/wordml/sdtformatlock" xmlns:w16se="http://schemas.microsoft.com/office/word/2015/wordml/symex" xmlns:wpg="http://schemas.microsoft.com/office/word/2010/wordprocessingGroup" xmlns:wpi="http://schemas.microsoft.com/office/word/2010/wordprocessingInk" xmlns:wne="http://schemas.microsoft.com/office/word/2006/wordml" xmlns:wps="http://schemas.microsoft.com/office/word/2010/wordprocessingShape" mc:Ignorable="w14 w15 w16se w16cid w16 w16cex w16sdtdh w16sdtfl w16du wp14">
+<w:document xmlns:wpc="http://schemas.microsoft.com/office/word/2010/wordprocessingCanvas" xmlns:cx="http://schemas.microsoft.com/office/drawing/2014/chartex" xmlns:cx1="http://schemas.microsoft.com/office/drawing/2015/9/8/chartex" xmlns:cx2="http://schemas.microsoft.com/office/drawing/2015/10/21/chartex" xmlns:cx3="http://schemas.microsoft.com/office/drawing/2016/5/9/chartex" xmlns:cx4="http://schemas.microsoft.com/office/drawing/2016/5/10/chartex" xmlns:cx5="http://schemas.microsoft.com/office/drawing/2016/5/11/chartex" xmlns:cx6="http://schemas.microsoft.com/office/drawing/2016/5/12/chartex" xmlns:cx7="http://schemas.microsoft.com/office/drawing/2016/5/13/chartex" xmlns:cx8="http://schemas.microsoft.com/office/drawing/2016/5/14/chartex" xmlns:mc="http://schemas.openxmlformats.org/markup-compatibility/2006" xmlns:aink="http://schemas.microsoft.com/office/drawing/2016/ink" xmlns:am3d="http://schemas.microsoft.com/office/drawing/2017/model3d" xmlns:o="urn:schemas-microsoft-com:office:office" xmlns:oel="http://schemas.microsoft.com/office/2019/extlst" xmlns:r="http://schemas.openxmlformats.org/officeDocument/2006/relationships" xmlns:m="http://schemas.openxmlformats.org/officeDocument/2006/math" xmlns:v="urn:schemas-microsoft-com:vml" xmlns:wp14="http://schemas.microsoft.com/office/word/2010/wordprocessingDrawing" xmlns:wp="http://schemas.openxmlformats.org/drawingml/2006/wordprocessingDrawing" xmlns:w10="urn:schemas-microsoft-com:office:word" xmlns:w="http://schemas.openxmlformats.org/wordprocessingml/2006/main" xmlns:w14="http://schemas.microsoft.com/office/word/2010/wordml" xmlns:w15="http://schemas.microsoft.com/office/word/2012/wordml" xmlns:w16cei="http://schemas.microsoft.com/office/word/2026/wordml/cei" xmlns:w16cex="http://schemas.microsoft.com/office/word/2018/wordml/cex" xmlns:w16cid="http://schemas.microsoft.com/office/word/2016/wordml/cid" xmlns:w16="http://schemas.microsoft.com/office/word/2018/wordml" xmlns:w16du="http://schemas.microsoft.com/office/word/2023/wordml/word16du" xmlns:w16sdtdh="http://schemas.microsoft.com/office/word/2020/wordml/sdtdatahash" xmlns:w16sdtfl="http://schemas.microsoft.com/office/word/2024/wordml/sdtformatlock" xmlns:w16se="http://schemas.microsoft.com/office/word/2015/wordml/symex" xmlns:wpg="http://schemas.microsoft.com/office/word/2010/wordprocessingGroup" xmlns:wpi="http://schemas.microsoft.com/office/word/2010/wordprocessingInk" xmlns:wne="http://schemas.microsoft.com/office/word/2006/wordml" xmlns:wps="http://schemas.microsoft.com/office/word/2010/wordprocessingShape" mc:Ignorable="w14 w15 w16se w16cid w16 w16cex w16sdtdh w16sdtfl w16du wp14">
   <w:body>
     <w:p>
       <w:pPr>
         <w:pStyle w:val="Heading1"/>
-        <w:spacing w:line="480" w:lineRule="auto"/>
-        <w:rPr>
-          <w:color w:val="000000"/>
-        </w:rPr>
-      </w:pPr>
+        <w:jc w:val="left"/>
+      </w:pPr>
+      <w:proofErr w:type="spellStart"/>
       <w:r>
-        <w:rPr>
-          <w:color w:val="000000"/>
-        </w:rPr>
-        <w:lastRenderedPageBreak/>
-        <w:t>Presimulation Activity</w:t>
+        <w:t>Presimulation</w:t>
+      </w:r>
+      <w:proofErr w:type="spellEnd"/>
+      <w:r>
+        <w:t xml:space="preserve"> Activity</w:t>
       </w:r>
       <w:r>
-        <w:rPr>
-          <w:color w:val="000000"/>
-        </w:rPr>
         <w:t xml:space="preserve"> 2: Condition Template</w:t>
       </w:r>
     </w:p>
@@ -37,11 +32,19 @@
         </w:rPr>
         <w:t xml:space="preserve">Complete this list for each condition you may encounter for this simulation: asthma, epilepsy, and sickle cell trait. It may be useful to do this while reading the supplementary readings in </w:t>
       </w:r>
+      <w:proofErr w:type="spellStart"/>
       <w:r>
         <w:rPr>
           <w:color w:val="000000"/>
         </w:rPr>
-        <w:t xml:space="preserve">Presimulation </w:t>
+        <w:t>Presimulation</w:t>
+      </w:r>
+      <w:proofErr w:type="spellEnd"/>
+      <w:r>
+        <w:rPr>
+          <w:color w:val="000000"/>
+        </w:rPr>
+        <w:t xml:space="preserve"> </w:t>
       </w:r>
       <w:r>
         <w:rPr>
@@ -277,7 +280,7 @@
 </file>
 
 <file path=word/endnotes.xml><?xml version="1.0" encoding="utf-8"?>
-<w:endnotes xmlns:wpc="http://schemas.microsoft.com/office/word/2010/wordprocessingCanvas" xmlns:cx="http://schemas.microsoft.com/office/drawing/2014/chartex" xmlns:cx1="http://schemas.microsoft.com/office/drawing/2015/9/8/chartex" xmlns:cx2="http://schemas.microsoft.com/office/drawing/2015/10/21/chartex" xmlns:cx3="http://schemas.microsoft.com/office/drawing/2016/5/9/chartex" xmlns:cx4="http://schemas.microsoft.com/office/drawing/2016/5/10/chartex" xmlns:cx5="http://schemas.microsoft.com/office/drawing/2016/5/11/chartex" xmlns:cx6="http://schemas.microsoft.com/office/drawing/2016/5/12/chartex" xmlns:cx7="http://schemas.microsoft.com/office/drawing/2016/5/13/chartex" xmlns:cx8="http://schemas.microsoft.com/office/drawing/2016/5/14/chartex" xmlns:mc="http://schemas.openxmlformats.org/markup-compatibility/2006" xmlns:aink="http://schemas.microsoft.com/office/drawing/2016/ink" xmlns:am3d="http://schemas.microsoft.com/office/drawing/2017/model3d" xmlns:o="urn:schemas-microsoft-com:office:office" xmlns:oel="http://schemas.microsoft.com/office/2019/extlst" xmlns:r="http://schemas.openxmlformats.org/officeDocument/2006/relationships" xmlns:m="http://schemas.openxmlformats.org/officeDocument/2006/math" xmlns:v="urn:schemas-microsoft-com:vml" xmlns:wp14="http://schemas.microsoft.com/office/word/2010/wordprocessingDrawing" xmlns:wp="http://schemas.openxmlformats.org/drawingml/2006/wordprocessingDrawing" xmlns:w10="urn:schemas-microsoft-com:office:word" xmlns:w="http://schemas.openxmlformats.org/wordprocessingml/2006/main" xmlns:w14="http://schemas.microsoft.com/office/word/2010/wordml" xmlns:w15="http://schemas.microsoft.com/office/word/2012/wordml" xmlns:w16cex="http://schemas.microsoft.com/office/word/2018/wordml/cex" xmlns:w16cid="http://schemas.microsoft.com/office/word/2016/wordml/cid" xmlns:w16="http://schemas.microsoft.com/office/word/2018/wordml" xmlns:w16du="http://schemas.microsoft.com/office/word/2023/wordml/word16du" xmlns:w16sdtdh="http://schemas.microsoft.com/office/word/2020/wordml/sdtdatahash" xmlns:w16sdtfl="http://schemas.microsoft.com/office/word/2024/wordml/sdtformatlock" xmlns:w16se="http://schemas.microsoft.com/office/word/2015/wordml/symex" xmlns:wpg="http://schemas.microsoft.com/office/word/2010/wordprocessingGroup" xmlns:wpi="http://schemas.microsoft.com/office/word/2010/wordprocessingInk" xmlns:wne="http://schemas.microsoft.com/office/word/2006/wordml" xmlns:wps="http://schemas.microsoft.com/office/word/2010/wordprocessingShape" mc:Ignorable="w14 w15 w16se w16cid w16 w16cex w16sdtdh w16sdtfl w16du wp14">
+<w:endnotes xmlns:wpc="http://schemas.microsoft.com/office/word/2010/wordprocessingCanvas" xmlns:cx="http://schemas.microsoft.com/office/drawing/2014/chartex" xmlns:cx1="http://schemas.microsoft.com/office/drawing/2015/9/8/chartex" xmlns:cx2="http://schemas.microsoft.com/office/drawing/2015/10/21/chartex" xmlns:cx3="http://schemas.microsoft.com/office/drawing/2016/5/9/chartex" xmlns:cx4="http://schemas.microsoft.com/office/drawing/2016/5/10/chartex" xmlns:cx5="http://schemas.microsoft.com/office/drawing/2016/5/11/chartex" xmlns:cx6="http://schemas.microsoft.com/office/drawing/2016/5/12/chartex" xmlns:cx7="http://schemas.microsoft.com/office/drawing/2016/5/13/chartex" xmlns:cx8="http://schemas.microsoft.com/office/drawing/2016/5/14/chartex" xmlns:mc="http://schemas.openxmlformats.org/markup-compatibility/2006" xmlns:aink="http://schemas.microsoft.com/office/drawing/2016/ink" xmlns:am3d="http://schemas.microsoft.com/office/drawing/2017/model3d" xmlns:o="urn:schemas-microsoft-com:office:office" xmlns:oel="http://schemas.microsoft.com/office/2019/extlst" xmlns:r="http://schemas.openxmlformats.org/officeDocument/2006/relationships" xmlns:m="http://schemas.openxmlformats.org/officeDocument/2006/math" xmlns:v="urn:schemas-microsoft-com:vml" xmlns:wp14="http://schemas.microsoft.com/office/word/2010/wordprocessingDrawing" xmlns:wp="http://schemas.openxmlformats.org/drawingml/2006/wordprocessingDrawing" xmlns:w10="urn:schemas-microsoft-com:office:word" xmlns:w="http://schemas.openxmlformats.org/wordprocessingml/2006/main" xmlns:w14="http://schemas.microsoft.com/office/word/2010/wordml" xmlns:w15="http://schemas.microsoft.com/office/word/2012/wordml" xmlns:w16cei="http://schemas.microsoft.com/office/word/2026/wordml/cei" xmlns:w16cex="http://schemas.microsoft.com/office/word/2018/wordml/cex" xmlns:w16cid="http://schemas.microsoft.com/office/word/2016/wordml/cid" xmlns:w16="http://schemas.microsoft.com/office/word/2018/wordml" xmlns:w16du="http://schemas.microsoft.com/office/word/2023/wordml/word16du" xmlns:w16sdtdh="http://schemas.microsoft.com/office/word/2020/wordml/sdtdatahash" xmlns:w16sdtfl="http://schemas.microsoft.com/office/word/2024/wordml/sdtformatlock" xmlns:w16se="http://schemas.microsoft.com/office/word/2015/wordml/symex" xmlns:wpg="http://schemas.microsoft.com/office/word/2010/wordprocessingGroup" xmlns:wpi="http://schemas.microsoft.com/office/word/2010/wordprocessingInk" xmlns:wne="http://schemas.microsoft.com/office/word/2006/wordml" xmlns:wps="http://schemas.microsoft.com/office/word/2010/wordprocessingShape" mc:Ignorable="w14 w15 w16se w16cid w16 w16cex w16sdtdh w16sdtfl w16du wp14">
   <w:endnote w:type="separator" w:id="-1">
     <w:p>
       <w:r>
@@ -296,7 +299,7 @@
 </file>
 
 <file path=word/footer1.xml><?xml version="1.0" encoding="utf-8"?>
-<w:ftr xmlns:wpc="http://schemas.microsoft.com/office/word/2010/wordprocessingCanvas" xmlns:cx="http://schemas.microsoft.com/office/drawing/2014/chartex" xmlns:cx1="http://schemas.microsoft.com/office/drawing/2015/9/8/chartex" xmlns:cx2="http://schemas.microsoft.com/office/drawing/2015/10/21/chartex" xmlns:cx3="http://schemas.microsoft.com/office/drawing/2016/5/9/chartex" xmlns:cx4="http://schemas.microsoft.com/office/drawing/2016/5/10/chartex" xmlns:cx5="http://schemas.microsoft.com/office/drawing/2016/5/11/chartex" xmlns:cx6="http://schemas.microsoft.com/office/drawing/2016/5/12/chartex" xmlns:cx7="http://schemas.microsoft.com/office/drawing/2016/5/13/chartex" xmlns:cx8="http://schemas.microsoft.com/office/drawing/2016/5/14/chartex" xmlns:mc="http://schemas.openxmlformats.org/markup-compatibility/2006" xmlns:aink="http://schemas.microsoft.com/office/drawing/2016/ink" xmlns:am3d="http://schemas.microsoft.com/office/drawing/2017/model3d" xmlns:o="urn:schemas-microsoft-com:office:office" xmlns:oel="http://schemas.microsoft.com/office/2019/extlst" xmlns:r="http://schemas.openxmlformats.org/officeDocument/2006/relationships" xmlns:m="http://schemas.openxmlformats.org/officeDocument/2006/math" xmlns:v="urn:schemas-microsoft-com:vml" xmlns:wp14="http://schemas.microsoft.com/office/word/2010/wordprocessingDrawing" xmlns:wp="http://schemas.openxmlformats.org/drawingml/2006/wordprocessingDrawing" xmlns:w10="urn:schemas-microsoft-com:office:word" xmlns:w="http://schemas.openxmlformats.org/wordprocessingml/2006/main" xmlns:w14="http://schemas.microsoft.com/office/word/2010/wordml" xmlns:w15="http://schemas.microsoft.com/office/word/2012/wordml" xmlns:w16cex="http://schemas.microsoft.com/office/word/2018/wordml/cex" xmlns:w16cid="http://schemas.microsoft.com/office/word/2016/wordml/cid" xmlns:w16="http://schemas.microsoft.com/office/word/2018/wordml" xmlns:w16du="http://schemas.microsoft.com/office/word/2023/wordml/word16du" xmlns:w16sdtdh="http://schemas.microsoft.com/office/word/2020/wordml/sdtdatahash" xmlns:w16sdtfl="http://schemas.microsoft.com/office/word/2024/wordml/sdtformatlock" xmlns:w16se="http://schemas.microsoft.com/office/word/2015/wordml/symex" xmlns:wpg="http://schemas.microsoft.com/office/word/2010/wordprocessingGroup" xmlns:wpi="http://schemas.microsoft.com/office/word/2010/wordprocessingInk" xmlns:wne="http://schemas.microsoft.com/office/word/2006/wordml" xmlns:wps="http://schemas.microsoft.com/office/word/2010/wordprocessingShape" mc:Ignorable="w14 w15 w16se w16cid w16 w16cex w16sdtdh w16sdtfl w16du wp14">
+<w:ftr xmlns:wpc="http://schemas.microsoft.com/office/word/2010/wordprocessingCanvas" xmlns:cx="http://schemas.microsoft.com/office/drawing/2014/chartex" xmlns:cx1="http://schemas.microsoft.com/office/drawing/2015/9/8/chartex" xmlns:cx2="http://schemas.microsoft.com/office/drawing/2015/10/21/chartex" xmlns:cx3="http://schemas.microsoft.com/office/drawing/2016/5/9/chartex" xmlns:cx4="http://schemas.microsoft.com/office/drawing/2016/5/10/chartex" xmlns:cx5="http://schemas.microsoft.com/office/drawing/2016/5/11/chartex" xmlns:cx6="http://schemas.microsoft.com/office/drawing/2016/5/12/chartex" xmlns:cx7="http://schemas.microsoft.com/office/drawing/2016/5/13/chartex" xmlns:cx8="http://schemas.microsoft.com/office/drawing/2016/5/14/chartex" xmlns:mc="http://schemas.openxmlformats.org/markup-compatibility/2006" xmlns:aink="http://schemas.microsoft.com/office/drawing/2016/ink" xmlns:am3d="http://schemas.microsoft.com/office/drawing/2017/model3d" xmlns:o="urn:schemas-microsoft-com:office:office" xmlns:oel="http://schemas.microsoft.com/office/2019/extlst" xmlns:r="http://schemas.openxmlformats.org/officeDocument/2006/relationships" xmlns:m="http://schemas.openxmlformats.org/officeDocument/2006/math" xmlns:v="urn:schemas-microsoft-com:vml" xmlns:wp14="http://schemas.microsoft.com/office/word/2010/wordprocessingDrawing" xmlns:wp="http://schemas.openxmlformats.org/drawingml/2006/wordprocessingDrawing" xmlns:w10="urn:schemas-microsoft-com:office:word" xmlns:w="http://schemas.openxmlformats.org/wordprocessingml/2006/main" xmlns:w14="http://schemas.microsoft.com/office/word/2010/wordml" xmlns:w15="http://schemas.microsoft.com/office/word/2012/wordml" xmlns:w16cei="http://schemas.microsoft.com/office/word/2026/wordml/cei" xmlns:w16cex="http://schemas.microsoft.com/office/word/2018/wordml/cex" xmlns:w16cid="http://schemas.microsoft.com/office/word/2016/wordml/cid" xmlns:w16="http://schemas.microsoft.com/office/word/2018/wordml" xmlns:w16du="http://schemas.microsoft.com/office/word/2023/wordml/word16du" xmlns:w16sdtdh="http://schemas.microsoft.com/office/word/2020/wordml/sdtdatahash" xmlns:w16sdtfl="http://schemas.microsoft.com/office/word/2024/wordml/sdtformatlock" xmlns:w16se="http://schemas.microsoft.com/office/word/2015/wordml/symex" xmlns:wpg="http://schemas.microsoft.com/office/word/2010/wordprocessingGroup" xmlns:wpi="http://schemas.microsoft.com/office/word/2010/wordprocessingInk" xmlns:wne="http://schemas.microsoft.com/office/word/2006/wordml" xmlns:wps="http://schemas.microsoft.com/office/word/2010/wordprocessingShape" mc:Ignorable="w14 w15 w16se w16cid w16 w16cex w16sdtdh w16sdtfl w16du wp14">
   <w:sdt>
     <w:sdtPr>
       <w:rPr>
@@ -366,27 +369,48 @@
 </file>
 
 <file path=word/footer2.xml><?xml version="1.0" encoding="utf-8"?>
-<w:ftr xmlns:wpc="http://schemas.microsoft.com/office/word/2010/wordprocessingCanvas" xmlns:cx="http://schemas.microsoft.com/office/drawing/2014/chartex" xmlns:cx1="http://schemas.microsoft.com/office/drawing/2015/9/8/chartex" xmlns:cx2="http://schemas.microsoft.com/office/drawing/2015/10/21/chartex" xmlns:cx3="http://schemas.microsoft.com/office/drawing/2016/5/9/chartex" xmlns:cx4="http://schemas.microsoft.com/office/drawing/2016/5/10/chartex" xmlns:cx5="http://schemas.microsoft.com/office/drawing/2016/5/11/chartex" xmlns:cx6="http://schemas.microsoft.com/office/drawing/2016/5/12/chartex" xmlns:cx7="http://schemas.microsoft.com/office/drawing/2016/5/13/chartex" xmlns:cx8="http://schemas.microsoft.com/office/drawing/2016/5/14/chartex" xmlns:mc="http://schemas.openxmlformats.org/markup-compatibility/2006" xmlns:aink="http://schemas.microsoft.com/office/drawing/2016/ink" xmlns:am3d="http://schemas.microsoft.com/office/drawing/2017/model3d" xmlns:o="urn:schemas-microsoft-com:office:office" xmlns:oel="http://schemas.microsoft.com/office/2019/extlst" xmlns:r="http://schemas.openxmlformats.org/officeDocument/2006/relationships" xmlns:m="http://schemas.openxmlformats.org/officeDocument/2006/math" xmlns:v="urn:schemas-microsoft-com:vml" xmlns:wp14="http://schemas.microsoft.com/office/word/2010/wordprocessingDrawing" xmlns:wp="http://schemas.openxmlformats.org/drawingml/2006/wordprocessingDrawing" xmlns:w10="urn:schemas-microsoft-com:office:word" xmlns:w="http://schemas.openxmlformats.org/wordprocessingml/2006/main" xmlns:w14="http://schemas.microsoft.com/office/word/2010/wordml" xmlns:w15="http://schemas.microsoft.com/office/word/2012/wordml" xmlns:w16cex="http://schemas.microsoft.com/office/word/2018/wordml/cex" xmlns:w16cid="http://schemas.microsoft.com/office/word/2016/wordml/cid" xmlns:w16="http://schemas.microsoft.com/office/word/2018/wordml" xmlns:w16du="http://schemas.microsoft.com/office/word/2023/wordml/word16du" xmlns:w16sdtdh="http://schemas.microsoft.com/office/word/2020/wordml/sdtdatahash" xmlns:w16sdtfl="http://schemas.microsoft.com/office/word/2024/wordml/sdtformatlock" xmlns:w16se="http://schemas.microsoft.com/office/word/2015/wordml/symex" xmlns:wpg="http://schemas.microsoft.com/office/word/2010/wordprocessingGroup" xmlns:wpi="http://schemas.microsoft.com/office/word/2010/wordprocessingInk" xmlns:wne="http://schemas.microsoft.com/office/word/2006/wordml" xmlns:wps="http://schemas.microsoft.com/office/word/2010/wordprocessingShape" mc:Ignorable="w14 w15 w16se w16cid w16 w16cex w16sdtdh w16sdtfl w16du wp14">
+<w:ftr xmlns:wpc="http://schemas.microsoft.com/office/word/2010/wordprocessingCanvas" xmlns:cx="http://schemas.microsoft.com/office/drawing/2014/chartex" xmlns:cx1="http://schemas.microsoft.com/office/drawing/2015/9/8/chartex" xmlns:cx2="http://schemas.microsoft.com/office/drawing/2015/10/21/chartex" xmlns:cx3="http://schemas.microsoft.com/office/drawing/2016/5/9/chartex" xmlns:cx4="http://schemas.microsoft.com/office/drawing/2016/5/10/chartex" xmlns:cx5="http://schemas.microsoft.com/office/drawing/2016/5/11/chartex" xmlns:cx6="http://schemas.microsoft.com/office/drawing/2016/5/12/chartex" xmlns:cx7="http://schemas.microsoft.com/office/drawing/2016/5/13/chartex" xmlns:cx8="http://schemas.microsoft.com/office/drawing/2016/5/14/chartex" xmlns:mc="http://schemas.openxmlformats.org/markup-compatibility/2006" xmlns:aink="http://schemas.microsoft.com/office/drawing/2016/ink" xmlns:am3d="http://schemas.microsoft.com/office/drawing/2017/model3d" xmlns:o="urn:schemas-microsoft-com:office:office" xmlns:oel="http://schemas.microsoft.com/office/2019/extlst" xmlns:r="http://schemas.openxmlformats.org/officeDocument/2006/relationships" xmlns:m="http://schemas.openxmlformats.org/officeDocument/2006/math" xmlns:v="urn:schemas-microsoft-com:vml" xmlns:wp14="http://schemas.microsoft.com/office/word/2010/wordprocessingDrawing" xmlns:wp="http://schemas.openxmlformats.org/drawingml/2006/wordprocessingDrawing" xmlns:w10="urn:schemas-microsoft-com:office:word" xmlns:w="http://schemas.openxmlformats.org/wordprocessingml/2006/main" xmlns:w14="http://schemas.microsoft.com/office/word/2010/wordml" xmlns:w15="http://schemas.microsoft.com/office/word/2012/wordml" xmlns:w16cei="http://schemas.microsoft.com/office/word/2026/wordml/cei" xmlns:w16cex="http://schemas.microsoft.com/office/word/2018/wordml/cex" xmlns:w16cid="http://schemas.microsoft.com/office/word/2016/wordml/cid" xmlns:w16="http://schemas.microsoft.com/office/word/2018/wordml" xmlns:w16du="http://schemas.microsoft.com/office/word/2023/wordml/word16du" xmlns:w16sdtdh="http://schemas.microsoft.com/office/word/2020/wordml/sdtdatahash" xmlns:w16sdtfl="http://schemas.microsoft.com/office/word/2024/wordml/sdtformatlock" xmlns:w16se="http://schemas.microsoft.com/office/word/2015/wordml/symex" xmlns:wpg="http://schemas.microsoft.com/office/word/2010/wordprocessingGroup" xmlns:wpi="http://schemas.microsoft.com/office/word/2010/wordprocessingInk" xmlns:wne="http://schemas.microsoft.com/office/word/2006/wordml" xmlns:wps="http://schemas.microsoft.com/office/word/2010/wordprocessingShape" mc:Ignorable="w14 w15 w16se w16cid w16 w16cex w16sdtdh w16sdtfl w16du wp14">
   <w:p>
     <w:pPr>
-      <w:pStyle w:val="Footer"/>
       <w:ind w:right="360"/>
-      <w:jc w:val="left"/>
       <w:rPr>
         <w:sz w:val="16"/>
         <w:szCs w:val="16"/>
       </w:rPr>
     </w:pPr>
     <w:r>
+      <w:rPr>
+        <w:sz w:val="18"/>
+      </w:rPr>
       <w:t xml:space="preserve">From J.M. Larson and H.L. Stedge, </w:t>
     </w:r>
     <w:r>
       <w:rPr>
         <w:i/>
-      </w:rPr>
-      <w:t>Clinical Simulations for the Athletic Trainer HKPropel Access</w:t>
+        <w:sz w:val="18"/>
+      </w:rPr>
+      <w:t xml:space="preserve">Clinical Simulations for the Athletic Trainer </w:t>
+    </w:r>
+    <w:proofErr w:type="spellStart"/>
+    <w:r>
+      <w:rPr>
+        <w:i/>
+        <w:sz w:val="18"/>
+      </w:rPr>
+      <w:t>HKPropel</w:t>
+    </w:r>
+    <w:proofErr w:type="spellEnd"/>
+    <w:r>
+      <w:rPr>
+        <w:i/>
+        <w:sz w:val="18"/>
+      </w:rPr>
+      <w:t xml:space="preserve"> Access</w:t>
     </w:r>
     <w:r>
+      <w:rPr>
+        <w:sz w:val="18"/>
+      </w:rPr>
       <w:t xml:space="preserve"> (Human Kinetics, 2027).</w:t>
     </w:r>
   </w:p>
@@ -394,7 +418,7 @@
 </file>
 
 <file path=word/footnotes.xml><?xml version="1.0" encoding="utf-8"?>
-<w:footnotes xmlns:wpc="http://schemas.microsoft.com/office/word/2010/wordprocessingCanvas" xmlns:cx="http://schemas.microsoft.com/office/drawing/2014/chartex" xmlns:cx1="http://schemas.microsoft.com/office/drawing/2015/9/8/chartex" xmlns:cx2="http://schemas.microsoft.com/office/drawing/2015/10/21/chartex" xmlns:cx3="http://schemas.microsoft.com/office/drawing/2016/5/9/chartex" xmlns:cx4="http://schemas.microsoft.com/office/drawing/2016/5/10/chartex" xmlns:cx5="http://schemas.microsoft.com/office/drawing/2016/5/11/chartex" xmlns:cx6="http://schemas.microsoft.com/office/drawing/2016/5/12/chartex" xmlns:cx7="http://schemas.microsoft.com/office/drawing/2016/5/13/chartex" xmlns:cx8="http://schemas.microsoft.com/office/drawing/2016/5/14/chartex" xmlns:mc="http://schemas.openxmlformats.org/markup-compatibility/2006" xmlns:aink="http://schemas.microsoft.com/office/drawing/2016/ink" xmlns:am3d="http://schemas.microsoft.com/office/drawing/2017/model3d" xmlns:o="urn:schemas-microsoft-com:office:office" xmlns:oel="http://schemas.microsoft.com/office/2019/extlst" xmlns:r="http://schemas.openxmlformats.org/officeDocument/2006/relationships" xmlns:m="http://schemas.openxmlformats.org/officeDocument/2006/math" xmlns:v="urn:schemas-microsoft-com:vml" xmlns:wp14="http://schemas.microsoft.com/office/word/2010/wordprocessingDrawing" xmlns:wp="http://schemas.openxmlformats.org/drawingml/2006/wordprocessingDrawing" xmlns:w10="urn:schemas-microsoft-com:office:word" xmlns:w="http://schemas.openxmlformats.org/wordprocessingml/2006/main" xmlns:w14="http://schemas.microsoft.com/office/word/2010/wordml" xmlns:w15="http://schemas.microsoft.com/office/word/2012/wordml" xmlns:w16cex="http://schemas.microsoft.com/office/word/2018/wordml/cex" xmlns:w16cid="http://schemas.microsoft.com/office/word/2016/wordml/cid" xmlns:w16="http://schemas.microsoft.com/office/word/2018/wordml" xmlns:w16du="http://schemas.microsoft.com/office/word/2023/wordml/word16du" xmlns:w16sdtdh="http://schemas.microsoft.com/office/word/2020/wordml/sdtdatahash" xmlns:w16sdtfl="http://schemas.microsoft.com/office/word/2024/wordml/sdtformatlock" xmlns:w16se="http://schemas.microsoft.com/office/word/2015/wordml/symex" xmlns:wpg="http://schemas.microsoft.com/office/word/2010/wordprocessingGroup" xmlns:wpi="http://schemas.microsoft.com/office/word/2010/wordprocessingInk" xmlns:wne="http://schemas.microsoft.com/office/word/2006/wordml" xmlns:wps="http://schemas.microsoft.com/office/word/2010/wordprocessingShape" mc:Ignorable="w14 w15 w16se w16cid w16 w16cex w16sdtdh w16sdtfl w16du wp14">
+<w:footnotes xmlns:wpc="http://schemas.microsoft.com/office/word/2010/wordprocessingCanvas" xmlns:cx="http://schemas.microsoft.com/office/drawing/2014/chartex" xmlns:cx1="http://schemas.microsoft.com/office/drawing/2015/9/8/chartex" xmlns:cx2="http://schemas.microsoft.com/office/drawing/2015/10/21/chartex" xmlns:cx3="http://schemas.microsoft.com/office/drawing/2016/5/9/chartex" xmlns:cx4="http://schemas.microsoft.com/office/drawing/2016/5/10/chartex" xmlns:cx5="http://schemas.microsoft.com/office/drawing/2016/5/11/chartex" xmlns:cx6="http://schemas.microsoft.com/office/drawing/2016/5/12/chartex" xmlns:cx7="http://schemas.microsoft.com/office/drawing/2016/5/13/chartex" xmlns:cx8="http://schemas.microsoft.com/office/drawing/2016/5/14/chartex" xmlns:mc="http://schemas.openxmlformats.org/markup-compatibility/2006" xmlns:aink="http://schemas.microsoft.com/office/drawing/2016/ink" xmlns:am3d="http://schemas.microsoft.com/office/drawing/2017/model3d" xmlns:o="urn:schemas-microsoft-com:office:office" xmlns:oel="http://schemas.microsoft.com/office/2019/extlst" xmlns:r="http://schemas.openxmlformats.org/officeDocument/2006/relationships" xmlns:m="http://schemas.openxmlformats.org/officeDocument/2006/math" xmlns:v="urn:schemas-microsoft-com:vml" xmlns:wp14="http://schemas.microsoft.com/office/word/2010/wordprocessingDrawing" xmlns:wp="http://schemas.openxmlformats.org/drawingml/2006/wordprocessingDrawing" xmlns:w10="urn:schemas-microsoft-com:office:word" xmlns:w="http://schemas.openxmlformats.org/wordprocessingml/2006/main" xmlns:w14="http://schemas.microsoft.com/office/word/2010/wordml" xmlns:w15="http://schemas.microsoft.com/office/word/2012/wordml" xmlns:w16cei="http://schemas.microsoft.com/office/word/2026/wordml/cei" xmlns:w16cex="http://schemas.microsoft.com/office/word/2018/wordml/cex" xmlns:w16cid="http://schemas.microsoft.com/office/word/2016/wordml/cid" xmlns:w16="http://schemas.microsoft.com/office/word/2018/wordml" xmlns:w16du="http://schemas.microsoft.com/office/word/2023/wordml/word16du" xmlns:w16sdtdh="http://schemas.microsoft.com/office/word/2020/wordml/sdtdatahash" xmlns:w16sdtfl="http://schemas.microsoft.com/office/word/2024/wordml/sdtformatlock" xmlns:w16se="http://schemas.microsoft.com/office/word/2015/wordml/symex" xmlns:wpg="http://schemas.microsoft.com/office/word/2010/wordprocessingGroup" xmlns:wpi="http://schemas.microsoft.com/office/word/2010/wordprocessingInk" xmlns:wne="http://schemas.microsoft.com/office/word/2006/wordml" xmlns:wps="http://schemas.microsoft.com/office/word/2010/wordprocessingShape" mc:Ignorable="w14 w15 w16se w16cid w16 w16cex w16sdtdh w16sdtfl w16du wp14">
   <w:footnote w:type="separator" w:id="-1">
     <w:p>
       <w:r>
@@ -413,7 +437,7 @@
 </file>
 
 <file path=word/numbering.xml><?xml version="1.0" encoding="utf-8"?>
-<w:numbering xmlns:wpc="http://schemas.microsoft.com/office/word/2010/wordprocessingCanvas" xmlns:cx="http://schemas.microsoft.com/office/drawing/2014/chartex" xmlns:cx1="http://schemas.microsoft.com/office/drawing/2015/9/8/chartex" xmlns:cx2="http://schemas.microsoft.com/office/drawing/2015/10/21/chartex" xmlns:cx3="http://schemas.microsoft.com/office/drawing/2016/5/9/chartex" xmlns:cx4="http://schemas.microsoft.com/office/drawing/2016/5/10/chartex" xmlns:cx5="http://schemas.microsoft.com/office/drawing/2016/5/11/chartex" xmlns:cx6="http://schemas.microsoft.com/office/drawing/2016/5/12/chartex" xmlns:cx7="http://schemas.microsoft.com/office/drawing/2016/5/13/chartex" xmlns:cx8="http://schemas.microsoft.com/office/drawing/2016/5/14/chartex" xmlns:mc="http://schemas.openxmlformats.org/markup-compatibility/2006" xmlns:aink="http://schemas.microsoft.com/office/drawing/2016/ink" xmlns:am3d="http://schemas.microsoft.com/office/drawing/2017/model3d" xmlns:o="urn:schemas-microsoft-com:office:office" xmlns:oel="http://schemas.microsoft.com/office/2019/extlst" xmlns:r="http://schemas.openxmlformats.org/officeDocument/2006/relationships" xmlns:m="http://schemas.openxmlformats.org/officeDocument/2006/math" xmlns:v="urn:schemas-microsoft-com:vml" xmlns:wp14="http://schemas.microsoft.com/office/word/2010/wordprocessingDrawing" xmlns:wp="http://schemas.openxmlformats.org/drawingml/2006/wordprocessingDrawing" xmlns:w10="urn:schemas-microsoft-com:office:word" xmlns:w="http://schemas.openxmlformats.org/wordprocessingml/2006/main" xmlns:w14="http://schemas.microsoft.com/office/word/2010/wordml" xmlns:w15="http://schemas.microsoft.com/office/word/2012/wordml" xmlns:w16cex="http://schemas.microsoft.com/office/word/2018/wordml/cex" xmlns:w16cid="http://schemas.microsoft.com/office/word/2016/wordml/cid" xmlns:w16="http://schemas.microsoft.com/office/word/2018/wordml" xmlns:w16du="http://schemas.microsoft.com/office/word/2023/wordml/word16du" xmlns:w16sdtdh="http://schemas.microsoft.com/office/word/2020/wordml/sdtdatahash" xmlns:w16sdtfl="http://schemas.microsoft.com/office/word/2024/wordml/sdtformatlock" xmlns:w16se="http://schemas.microsoft.com/office/word/2015/wordml/symex" xmlns:wpg="http://schemas.microsoft.com/office/word/2010/wordprocessingGroup" xmlns:wpi="http://schemas.microsoft.com/office/word/2010/wordprocessingInk" xmlns:wne="http://schemas.microsoft.com/office/word/2006/wordml" xmlns:wps="http://schemas.microsoft.com/office/word/2010/wordprocessingShape" mc:Ignorable="w14 w15 w16se w16cid w16 w16cex w16sdtdh w16sdtfl w16du wp14">
+<w:numbering xmlns:wpc="http://schemas.microsoft.com/office/word/2010/wordprocessingCanvas" xmlns:cx="http://schemas.microsoft.com/office/drawing/2014/chartex" xmlns:cx1="http://schemas.microsoft.com/office/drawing/2015/9/8/chartex" xmlns:cx2="http://schemas.microsoft.com/office/drawing/2015/10/21/chartex" xmlns:cx3="http://schemas.microsoft.com/office/drawing/2016/5/9/chartex" xmlns:cx4="http://schemas.microsoft.com/office/drawing/2016/5/10/chartex" xmlns:cx5="http://schemas.microsoft.com/office/drawing/2016/5/11/chartex" xmlns:cx6="http://schemas.microsoft.com/office/drawing/2016/5/12/chartex" xmlns:cx7="http://schemas.microsoft.com/office/drawing/2016/5/13/chartex" xmlns:cx8="http://schemas.microsoft.com/office/drawing/2016/5/14/chartex" xmlns:mc="http://schemas.openxmlformats.org/markup-compatibility/2006" xmlns:aink="http://schemas.microsoft.com/office/drawing/2016/ink" xmlns:am3d="http://schemas.microsoft.com/office/drawing/2017/model3d" xmlns:o="urn:schemas-microsoft-com:office:office" xmlns:oel="http://schemas.microsoft.com/office/2019/extlst" xmlns:r="http://schemas.openxmlformats.org/officeDocument/2006/relationships" xmlns:m="http://schemas.openxmlformats.org/officeDocument/2006/math" xmlns:v="urn:schemas-microsoft-com:vml" xmlns:wp14="http://schemas.microsoft.com/office/word/2010/wordprocessingDrawing" xmlns:wp="http://schemas.openxmlformats.org/drawingml/2006/wordprocessingDrawing" xmlns:w10="urn:schemas-microsoft-com:office:word" xmlns:w="http://schemas.openxmlformats.org/wordprocessingml/2006/main" xmlns:w14="http://schemas.microsoft.com/office/word/2010/wordml" xmlns:w15="http://schemas.microsoft.com/office/word/2012/wordml" xmlns:w16cei="http://schemas.microsoft.com/office/word/2026/wordml/cei" xmlns:w16cex="http://schemas.microsoft.com/office/word/2018/wordml/cex" xmlns:w16cid="http://schemas.microsoft.com/office/word/2016/wordml/cid" xmlns:w16="http://schemas.microsoft.com/office/word/2018/wordml" xmlns:w16du="http://schemas.microsoft.com/office/word/2023/wordml/word16du" xmlns:w16sdtdh="http://schemas.microsoft.com/office/word/2020/wordml/sdtdatahash" xmlns:w16sdtfl="http://schemas.microsoft.com/office/word/2024/wordml/sdtformatlock" xmlns:w16se="http://schemas.microsoft.com/office/word/2015/wordml/symex" xmlns:wpg="http://schemas.microsoft.com/office/word/2010/wordprocessingGroup" xmlns:wpi="http://schemas.microsoft.com/office/word/2010/wordprocessingInk" xmlns:wne="http://schemas.microsoft.com/office/word/2006/wordml" xmlns:wps="http://schemas.microsoft.com/office/word/2010/wordprocessingShape" mc:Ignorable="w14 w15 w16se w16cid w16 w16cex w16sdtdh w16sdtfl w16du wp14">
   <w:abstractNum w:abstractNumId="0" w15:restartNumberingAfterBreak="0">
     <w:nsid w:val="02B505EF"/>
     <w:multiLevelType w:val="hybridMultilevel"/>
@@ -3054,7 +3078,7 @@
     <w:qFormat/>
     <w:rsid w:val="00C67455"/>
     <w:rPr>
-      <w:rFonts w:ascii="Times New Roman" w:eastAsia="Times New Roman" w:hAnsi="Times New Roman" w:cs="Times New Roman"/>
+      <w:rFonts w:ascii="Aptos" w:eastAsia="Aptos" w:hAnsi="Aptos" w:cs="Aptos"/>
     </w:rPr>
   </w:style>
   <w:style w:type="paragraph" w:styleId="Heading1">
@@ -3075,7 +3099,7 @@
     <w:rPr>
       <w:rFonts w:eastAsiaTheme="majorEastAsia" w:cstheme="majorBidi"/>
       <w:color w:val="2F5496" w:themeColor="accent1" w:themeShade="BF"/>
-      <w:sz w:val="22"/>
+      <w:sz w:val="40"/>
       <w:szCs w:val="32"/>
     </w:rPr>
   </w:style>
@@ -3097,7 +3121,7 @@
     <w:rPr>
       <w:rFonts w:asciiTheme="majorHAnsi" w:eastAsiaTheme="majorEastAsia" w:hAnsiTheme="majorHAnsi" w:cstheme="majorBidi"/>
       <w:color w:val="2F5496" w:themeColor="accent1" w:themeShade="BF"/>
-      <w:sz w:val="26"/>
+      <w:sz w:val="40"/>
       <w:szCs w:val="26"/>
     </w:rPr>
   </w:style>
@@ -3119,6 +3143,7 @@
     <w:rPr>
       <w:rFonts w:asciiTheme="majorHAnsi" w:eastAsiaTheme="majorEastAsia" w:hAnsiTheme="majorHAnsi" w:cstheme="majorBidi"/>
       <w:color w:val="1F3763" w:themeColor="accent1" w:themeShade="7F"/>
+      <w:sz w:val="40"/>
     </w:rPr>
   </w:style>
   <w:style w:type="character" w:default="1" w:styleId="DefaultParagraphFont">
@@ -3783,7 +3808,7 @@
     </a:clrScheme>
     <a:fontScheme name="Office">
       <a:majorFont>
-        <a:latin typeface="Calibri Light" panose="020F0302020204030204"/>
+        <a:latin typeface="Aptos Display" panose="020F0302020204030204"/>
         <a:ea typeface=""/>
         <a:cs typeface=""/>
         <a:font script="Jpan" typeface="游ゴシック Light"/>
@@ -3835,7 +3860,7 @@
         <a:font script="Tfng" typeface="Ebrima"/>
       </a:majorFont>
       <a:minorFont>
-        <a:latin typeface="Calibri" panose="020F0502020204030204"/>
+        <a:latin typeface="Aptos" panose="020F0502020204030204"/>
         <a:ea typeface=""/>
         <a:cs typeface=""/>
         <a:font script="Jpan" typeface="游明朝"/>
